--- a/documents/LOR/JG_University_Mainz/LOR_Vasiliev_JGU.docx
+++ b/documents/LOR/JG_University_Mainz/LOR_Vasiliev_JGU.docx
@@ -56,25 +56,26 @@
           <w:sz w:val="20"/>
           <w:szCs w:val="20"/>
         </w:rPr>
-        <w:t xml:space="preserve">(MIPT, </w:t>
-      </w:r>
-      <w:proofErr w:type="spellStart"/>
-      <w:r>
+        <w:t>(MIPT, Phystech)</w:t>
+      </w:r>
+    </w:p>
+    <w:p>
+      <w:pPr>
+        <w:spacing w:line="276" w:lineRule="auto"/>
+        <w:jc w:val="center"/>
         <w:rPr>
           <w:color w:val="0069B4"/>
           <w:sz w:val="20"/>
           <w:szCs w:val="20"/>
         </w:rPr>
-        <w:t>Phystech</w:t>
-      </w:r>
-      <w:proofErr w:type="spellEnd"/>
+      </w:pPr>
       <w:r>
         <w:rPr>
           <w:color w:val="0069B4"/>
           <w:sz w:val="20"/>
           <w:szCs w:val="20"/>
         </w:rPr>
-        <w:t>)</w:t>
+        <w:t>Legal Address: 1A Kerchenskaya St, Bld 1, Moscow 117303, Russia</w:t>
       </w:r>
     </w:p>
     <w:p>
@@ -93,98 +94,7 @@
           <w:sz w:val="20"/>
           <w:szCs w:val="20"/>
         </w:rPr>
-        <w:t xml:space="preserve">Legal Address: 1A </w:t>
-      </w:r>
-      <w:proofErr w:type="spellStart"/>
-      <w:r>
-        <w:rPr>
-          <w:color w:val="0069B4"/>
-          <w:sz w:val="20"/>
-          <w:szCs w:val="20"/>
-        </w:rPr>
-        <w:t>Kerchenskaya</w:t>
-      </w:r>
-      <w:proofErr w:type="spellEnd"/>
-      <w:r>
-        <w:rPr>
-          <w:color w:val="0069B4"/>
-          <w:sz w:val="20"/>
-          <w:szCs w:val="20"/>
-        </w:rPr>
-        <w:t xml:space="preserve"> St, </w:t>
-      </w:r>
-      <w:proofErr w:type="spellStart"/>
-      <w:r>
-        <w:rPr>
-          <w:color w:val="0069B4"/>
-          <w:sz w:val="20"/>
-          <w:szCs w:val="20"/>
-        </w:rPr>
-        <w:t>Bld</w:t>
-      </w:r>
-      <w:proofErr w:type="spellEnd"/>
-      <w:r>
-        <w:rPr>
-          <w:color w:val="0069B4"/>
-          <w:sz w:val="20"/>
-          <w:szCs w:val="20"/>
-        </w:rPr>
-        <w:t xml:space="preserve"> 1, Moscow 117303, Russia</w:t>
-      </w:r>
-    </w:p>
-    <w:p>
-      <w:pPr>
-        <w:spacing w:line="276" w:lineRule="auto"/>
-        <w:jc w:val="center"/>
-        <w:rPr>
-          <w:color w:val="0069B4"/>
-          <w:sz w:val="20"/>
-          <w:szCs w:val="20"/>
-        </w:rPr>
-      </w:pPr>
-      <w:r>
-        <w:rPr>
-          <w:color w:val="0069B4"/>
-          <w:sz w:val="20"/>
-          <w:szCs w:val="20"/>
-        </w:rPr>
-        <w:t xml:space="preserve">Postal Address: 9 </w:t>
-      </w:r>
-      <w:proofErr w:type="spellStart"/>
-      <w:r>
-        <w:rPr>
-          <w:color w:val="0069B4"/>
-          <w:sz w:val="20"/>
-          <w:szCs w:val="20"/>
-        </w:rPr>
-        <w:t>Institutsky</w:t>
-      </w:r>
-      <w:proofErr w:type="spellEnd"/>
-      <w:r>
-        <w:rPr>
-          <w:color w:val="0069B4"/>
-          <w:sz w:val="20"/>
-          <w:szCs w:val="20"/>
-        </w:rPr>
-        <w:t xml:space="preserve"> Lane, </w:t>
-      </w:r>
-      <w:proofErr w:type="spellStart"/>
-      <w:r>
-        <w:rPr>
-          <w:color w:val="0069B4"/>
-          <w:sz w:val="20"/>
-          <w:szCs w:val="20"/>
-        </w:rPr>
-        <w:t>Dolgoprudny</w:t>
-      </w:r>
-      <w:proofErr w:type="spellEnd"/>
-      <w:r>
-        <w:rPr>
-          <w:color w:val="0069B4"/>
-          <w:sz w:val="20"/>
-          <w:szCs w:val="20"/>
-        </w:rPr>
-        <w:t>, Moscow Region, 141700, Russia</w:t>
+        <w:t>Postal Address: 9 Institutsky Lane, Dolgoprudny, Moscow Region, 141700, Russia</w:t>
       </w:r>
     </w:p>
     <w:p>
@@ -249,7 +159,6 @@
         </w:rPr>
         <w:t>@</w:t>
       </w:r>
-      <w:proofErr w:type="spellStart"/>
       <w:r>
         <w:rPr>
           <w:color w:val="0069B4"/>
@@ -258,7 +167,6 @@
         </w:rPr>
         <w:t>mipt</w:t>
       </w:r>
-      <w:proofErr w:type="spellEnd"/>
       <w:r>
         <w:rPr>
           <w:color w:val="0069B4"/>
@@ -268,7 +176,6 @@
         </w:rPr>
         <w:t>.</w:t>
       </w:r>
-      <w:proofErr w:type="spellStart"/>
       <w:r>
         <w:rPr>
           <w:color w:val="0069B4"/>
@@ -277,7 +184,6 @@
         </w:rPr>
         <w:t>ru</w:t>
       </w:r>
-      <w:proofErr w:type="spellEnd"/>
     </w:p>
     <w:p>
       <w:pPr>
@@ -612,14 +518,28 @@
           <w:sz w:val="22"/>
           <w:szCs w:val="22"/>
         </w:rPr>
-        <w:t>21</w:t>
+        <w:t>3</w:t>
       </w:r>
       <w:r>
         <w:rPr>
           <w:sz w:val="22"/>
           <w:szCs w:val="22"/>
         </w:rPr>
-        <w:t>/1/2026</w:t>
+        <w:t>/</w:t>
+      </w:r>
+      <w:r>
+        <w:rPr>
+          <w:sz w:val="22"/>
+          <w:szCs w:val="22"/>
+        </w:rPr>
+        <w:t>2</w:t>
+      </w:r>
+      <w:r>
+        <w:rPr>
+          <w:sz w:val="22"/>
+          <w:szCs w:val="22"/>
+        </w:rPr>
+        <w:t>/2026</w:t>
       </w:r>
       <w:r>
         <w:rPr>
